--- a/Docs/TechTask/ТЗ 0.0.10.docx
+++ b/Docs/TechTask/ТЗ 0.0.10.docx
@@ -122,8 +122,13 @@
     </w:p>
     <w:p/>
     <w:p>
-      <w:r>
-        <w:t xml:space="preserve">0.0.10.1. </w:t>
+      <w:bookmarkStart w:id="0" w:name="_GoBack"/>
+      <w:r>
+        <w:t>0.0.10.1</w:t>
+      </w:r>
+      <w:bookmarkEnd w:id="0"/>
+      <w:r>
+        <w:t xml:space="preserve">. </w:t>
       </w:r>
       <w:r>
         <w:t xml:space="preserve">Добавить новую форму </w:t>
@@ -168,10 +173,7 @@
       </w:r>
     </w:p>
     <w:p/>
-    <w:p>
-      <w:bookmarkStart w:id="0" w:name="_GoBack"/>
-      <w:bookmarkEnd w:id="0"/>
-    </w:p>
+    <w:p/>
     <w:sectPr>
       <w:pgSz w:w="11906" w:h="16838"/>
       <w:pgMar w:top="567" w:right="567" w:bottom="567" w:left="567" w:header="708" w:footer="708" w:gutter="0"/>

--- a/Docs/TechTask/ТЗ 0.0.10.docx
+++ b/Docs/TechTask/ТЗ 0.0.10.docx
@@ -122,13 +122,8 @@
     </w:p>
     <w:p/>
     <w:p>
-      <w:bookmarkStart w:id="0" w:name="_GoBack"/>
-      <w:r>
-        <w:t>0.0.10.1</w:t>
-      </w:r>
-      <w:bookmarkEnd w:id="0"/>
-      <w:r>
-        <w:t xml:space="preserve">. </w:t>
+      <w:r>
+        <w:t xml:space="preserve">0.0.10.1. </w:t>
       </w:r>
       <w:r>
         <w:t xml:space="preserve">Добавить новую форму </w:t>
@@ -162,6 +157,11 @@
       </w:r>
     </w:p>
     <w:p>
+      <w:r>
+        <w:t>+</w:t>
+      </w:r>
+      <w:bookmarkStart w:id="0" w:name="_GoBack"/>
+      <w:bookmarkEnd w:id="0"/>
       <w:r>
         <w:t>0.0.10.4</w:t>
       </w:r>
